--- a/Einweisung jusperfect 14.10.2026.docx
+++ b/Einweisung jusperfect 14.10.2026.docx
@@ -334,6 +334,21 @@
     </w:p>
     <w:p>
       <w:pPr>
+        <w:spacing w:after="160"/>
+      </w:pPr>
+      <w:r>
+        <w:rPr>
+          <w:b/>
+          <w:bCs/>
+        </w:rPr>
+        <w:t xml:space="preserve">Dafür verantwortlich ist: </w:t>
+      </w:r>
+      <w:r>
+        <w:t xml:space="preserve">........................................</w:t>
+      </w:r>
+    </w:p>
+    <w:p>
+      <w:pPr>
         <w:spacing w:after="200"/>
       </w:pPr>
       <w:r>
@@ -341,7 +356,7 @@
           <w:b/>
           <w:bCs/>
         </w:rPr>
-        <w:t xml:space="preserve">Dafür verantwortlich ist: </w:t>
+        <w:t xml:space="preserve">Vertretung: </w:t>
       </w:r>
       <w:r>
         <w:t xml:space="preserve">........................................</w:t>
@@ -477,7 +492,76 @@
         <w:t xml:space="preserve">diese</w:t>
       </w:r>
       <w:r>
-        <w:t xml:space="preserve"> Adresse hinterlegt ist, und nicht eine aus der Einrichtungszeit.</w:t>
+        <w:t xml:space="preserve"> Adresse hinterlegt ist, und nicht eine aus der Einrichtungszeit. Der Weg: oben rechts auf den </w:t>
+      </w:r>
+      <w:r>
+        <w:rPr>
+          <w:b/>
+          <w:bCs/>
+        </w:rPr>
+        <w:t xml:space="preserve">Kontonamen</w:t>
+      </w:r>
+      <w:r>
+        <w:t xml:space="preserve">, dann </w:t>
+      </w:r>
+      <w:r>
+        <w:rPr>
+          <w:b/>
+          <w:bCs/>
+        </w:rPr>
+        <w:t xml:space="preserve">Konto</w:t>
+      </w:r>
+      <w:r>
+        <w:t xml:space="preserve"> (Account). Oben steht die </w:t>
+      </w:r>
+      <w:r>
+        <w:rPr>
+          <w:b/>
+          <w:bCs/>
+        </w:rPr>
+        <w:t xml:space="preserve">E-Mail-Adresse des Root-Benutzers</w:t>
+      </w:r>
+      <w:r>
+        <w:t xml:space="preserve">, weiter unten stehen die </w:t>
+      </w:r>
+      <w:r>
+        <w:rPr>
+          <w:b/>
+          <w:bCs/>
+        </w:rPr>
+        <w:t xml:space="preserve">alternativen Kontakte</w:t>
+      </w:r>
+      <w:r>
+        <w:t xml:space="preserve"> für Abrechnung, Betrieb und Sicherheit.</w:t>
+      </w:r>
+    </w:p>
+    <w:p>
+      <w:pPr>
+        <w:pBdr>
+          <w:left w:val="single" w:color="888888" w:sz="12" w:space="12"/>
+        </w:pBdr>
+        <w:spacing w:after="200" w:before="180"/>
+        <w:ind w:left="340"/>
+      </w:pPr>
+      <w:r>
+        <w:rPr>
+          <w:b/>
+          <w:bCs/>
+        </w:rPr>
+        <w:t xml:space="preserve">Verlassen Sie sich nicht auf die Root-Adresse. </w:t>
+      </w:r>
+      <w:r>
+        <w:t xml:space="preserve">Sie ist zugleich die Adresse für das Zurücksetzen des Passworts, wird deshalb gern abgeschottet und selten geöffnet — und dort läge dann die Rückfrage. </w:t>
+      </w:r>
+      <w:r>
+        <w:rPr>
+          <w:b/>
+          <w:bCs/>
+        </w:rPr>
+        <w:t xml:space="preserve">Unter „Betrieb“ und „Sicherheit“ gehört eine Adresse, die wirklich gelesen wird.</w:t>
+      </w:r>
+      <w:r>
+        <w:t xml:space="preserve"> Die trägt man oben ein.</w:t>
       </w:r>
     </w:p>
     <w:p>

--- a/Einweisung jusperfect 14.10.2026.docx
+++ b/Einweisung jusperfect 14.10.2026.docx
@@ -470,6 +470,85 @@
       </w:pPr>
       <w:r>
         <w:t xml:space="preserve">Eine Person benennen, die dafür zuständig ist, und eine Vertretung für Urlaub und Krankheit.</w:t>
+      </w:r>
+    </w:p>
+    <w:p>
+      <w:pPr>
+        <w:pStyle w:val="ListParagraph"/>
+        <w:numPr>
+          <w:ilvl w:val="0"/>
+          <w:numId w:val="4"/>
+        </w:numPr>
+        <w:spacing w:after="100"/>
+      </w:pPr>
+      <w:r>
+        <w:rPr>
+          <w:b/>
+          <w:bCs/>
+        </w:rPr>
+        <w:t xml:space="preserve">Feststellen, welche Adresse AWS heute wirklich verwendet — nicht annehmen. </w:t>
+      </w:r>
+      <w:r>
+        <w:t xml:space="preserve">Dafür genügt ein Blick in die Postfächer: Nachrichten mit dem Absender </w:t>
+      </w:r>
+      <w:r>
+        <w:rPr>
+          <w:b/>
+          <w:bCs/>
+        </w:rPr>
+        <w:t xml:space="preserve">Amazon Web Services</w:t>
+      </w:r>
+      <w:r>
+        <w:t xml:space="preserve"> liegen in genau dieser Adresse. Es gibt sie regelmäßig — die monatliche Rechnung, Hinweise auf Änderungen, und die Bestätigung, die AWS beim Anlegen der Organisation am 14.10.2026 geschickt hat.</w:t>
+      </w:r>
+    </w:p>
+    <w:p>
+      <w:pPr>
+        <w:pBdr>
+          <w:left w:val="single" w:color="888888" w:sz="12" w:space="12"/>
+        </w:pBdr>
+        <w:spacing w:after="200" w:before="180"/>
+        <w:ind w:left="340"/>
+      </w:pPr>
+      <w:r>
+        <w:rPr>
+          <w:b/>
+          <w:bCs/>
+        </w:rPr>
+        <w:t xml:space="preserve">Die Anmeldung beweist es nur in einem Fall. </w:t>
+      </w:r>
+      <w:r>
+        <w:t xml:space="preserve">Wer sich mit einer </w:t>
+      </w:r>
+      <w:r>
+        <w:rPr>
+          <w:b/>
+          <w:bCs/>
+        </w:rPr>
+        <w:t xml:space="preserve">E-Mail-Adresse</w:t>
+      </w:r>
+      <w:r>
+        <w:t xml:space="preserve"> anmeldet, ist als Root-Benutzer unterwegs — dann ist das die Kontoadresse. Wer sich mit </w:t>
+      </w:r>
+      <w:r>
+        <w:rPr>
+          <w:b/>
+          <w:bCs/>
+        </w:rPr>
+        <w:t xml:space="preserve">Kontonummer oder Kontoalias und einem Benutzernamen</w:t>
+      </w:r>
+      <w:r>
+        <w:t xml:space="preserve"> anmeldet, benutzt einen IAM-Benutzer; dann sagt die Anmeldung über die Kontoadresse </w:t>
+      </w:r>
+      <w:r>
+        <w:rPr>
+          <w:b/>
+          <w:bCs/>
+        </w:rPr>
+        <w:t xml:space="preserve">nichts</w:t>
+      </w:r>
+      <w:r>
+        <w:t xml:space="preserve">.</w:t>
       </w:r>
     </w:p>
     <w:p>

--- a/Einweisung jusperfect 14.10.2026.docx
+++ b/Einweisung jusperfect 14.10.2026.docx
@@ -499,7 +499,7 @@
         <w:t xml:space="preserve">Amazon Web Services</w:t>
       </w:r>
       <w:r>
-        <w:t xml:space="preserve"> liegen in genau dieser Adresse. Es gibt sie regelmäßig — die monatliche Rechnung, Hinweise auf Änderungen, und die Bestätigung, die AWS beim Anlegen der Organisation am 14.10.2026 geschickt hat.</w:t>
+        <w:t xml:space="preserve"> liegen in genau dieser Adresse. Verlässlich kommt die monatliche Rechnung; dazu Hinweise auf Änderungen an Diensten. Beim Anlegen der Organisation am 14.10.2026 kam KEINE Mail — darauf ist also kein Verlass.</w:t>
       </w:r>
     </w:p>
     <w:p>

--- a/Einweisung jusperfect 14.10.2026.docx
+++ b/Einweisung jusperfect 14.10.2026.docx
@@ -571,7 +571,7 @@
         <w:t xml:space="preserve">diese</w:t>
       </w:r>
       <w:r>
-        <w:t xml:space="preserve"> Adresse hinterlegt ist, und nicht eine aus der Einrichtungszeit. Der Weg: oben rechts auf den </w:t>
+        <w:t xml:space="preserve"> Adresse hinterlegt ist, und nicht eine aus der Einrichtungszeit. Zwei Wege führen hin: oben rechts auf den </w:t>
       </w:r>
       <w:r>
         <w:rPr>
@@ -591,17 +591,7 @@
         <w:t xml:space="preserve">Konto</w:t>
       </w:r>
       <w:r>
-        <w:t xml:space="preserve"> (Account). Oben steht die </w:t>
-      </w:r>
-      <w:r>
-        <w:rPr>
-          <w:b/>
-          <w:bCs/>
-        </w:rPr>
-        <w:t xml:space="preserve">E-Mail-Adresse des Root-Benutzers</w:t>
-      </w:r>
-      <w:r>
-        <w:t xml:space="preserve">, weiter unten stehen die </w:t>
+        <w:t xml:space="preserve"> (Account) — dort stehen die Adresse des Root-Benutzers und weiter unten die </w:t>
       </w:r>
       <w:r>
         <w:rPr>
@@ -611,7 +601,27 @@
         <w:t xml:space="preserve">alternativen Kontakte</w:t>
       </w:r>
       <w:r>
-        <w:t xml:space="preserve"> für Abrechnung, Betrieb und Sicherheit.</w:t>
+        <w:t xml:space="preserve"> für Abrechnung, Betrieb und Sicherheit. Oder in </w:t>
+      </w:r>
+      <w:r>
+        <w:rPr>
+          <w:b/>
+          <w:bCs/>
+        </w:rPr>
+        <w:t xml:space="preserve">AWS Organizations</w:t>
+      </w:r>
+      <w:r>
+        <w:t xml:space="preserve"> unter </w:t>
+      </w:r>
+      <w:r>
+        <w:rPr>
+          <w:b/>
+          <w:bCs/>
+        </w:rPr>
+        <w:t xml:space="preserve">AWS-Konten</w:t>
+      </w:r>
+      <w:r>
+        <w:t xml:space="preserve"> das Konto anklicken — die Kontodetails nennen die Adresse ebenfalls. Das ist dieselbe Seite, auf der am 14.10.2026 die wirksame Opt-out-Richtlinie abgelesen wurde.</w:t>
       </w:r>
     </w:p>
     <w:p>
@@ -627,20 +637,30 @@
           <w:b/>
           <w:bCs/>
         </w:rPr>
-        <w:t xml:space="preserve">Verlassen Sie sich nicht auf die Root-Adresse. </w:t>
-      </w:r>
-      <w:r>
-        <w:t xml:space="preserve">Sie ist zugleich die Adresse für das Zurücksetzen des Passworts, wird deshalb gern abgeschottet und selten geöffnet — und dort läge dann die Rückfrage. </w:t>
-      </w:r>
-      <w:r>
-        <w:rPr>
-          <w:b/>
-          <w:bCs/>
-        </w:rPr>
-        <w:t xml:space="preserve">Unter „Betrieb“ und „Sicherheit“ gehört eine Adresse, die wirklich gelesen wird.</w:t>
-      </w:r>
-      <w:r>
-        <w:t xml:space="preserve"> Die trägt man oben ein.</w:t>
+        <w:t xml:space="preserve">Dieselbe Adresse setzt auch das Passwort zurück. </w:t>
+      </w:r>
+      <w:r>
+        <w:t xml:space="preserve">Wer Zugriff auf dieses Postfach hat, kann sich damit das Kennwort des Root-Benutzers von AWS neu setzen lassen — und der Root-Benutzer darf im Konto alles. Je mehr Menschen das Postfach lesen, desto wichtiger werden deshalb zwei Dinge: Für den Root-Benutzer muss die </w:t>
+      </w:r>
+      <w:r>
+        <w:rPr>
+          <w:b/>
+          <w:bCs/>
+        </w:rPr>
+        <w:t xml:space="preserve">Zwei-Faktor-Anmeldung eingeschaltet</w:t>
+      </w:r>
+      <w:r>
+        <w:t xml:space="preserve"> sein, und </w:t>
+      </w:r>
+      <w:r>
+        <w:rPr>
+          <w:b/>
+          <w:bCs/>
+        </w:rPr>
+        <w:t xml:space="preserve">gearbeitet wird nie als Root-Benutzer</w:t>
+      </w:r>
+      <w:r>
+        <w:t xml:space="preserve"> (AWS-EINRICHTEN.md, Schritt 1). Wird das Postfach umgekehrt kaum geöffnet, läge dort die Rückfrage von AWS und niemand sähe sie. Dann gehört unter „Betrieb“ und „Sicherheit“ eine Adresse, die wirklich gelesen wird.</w:t>
       </w:r>
     </w:p>
     <w:p>
